--- a/swh/docx/02.content.docx
+++ b/swh/docx/02.content.docx
@@ -19,7 +19,7 @@
         <w:rPr>
           <w:lang w:val="sw_KE" w:bidi="sw_KE"/>
         </w:rPr>
-        <w:t>Resource: Maelezo ya Masomo - Machapisho ya Vitabu (Tyndale)</w:t>
+        <w:t>Resource: Tyndale Open Study Notes</w:t>
       </w:r>
       <w:r>
         <w:rPr>
@@ -112,7 +112,7 @@
         <w:rPr>
           <w:lang w:val="sw_KE" w:bidi="sw_KE"/>
         </w:rPr>
-        <w:t>Maelezo ya Masomo - Machapisho ya Vitabu (Tyndale)</w:t>
+        <w:t>Tyndale Open Study Notes</w:t>
       </w:r>
     </w:p>
     <w:p>

--- a/swh/docx/02.content.docx
+++ b/swh/docx/02.content.docx
@@ -19,7 +19,7 @@
         <w:rPr>
           <w:lang w:val="sw_KE" w:bidi="sw_KE"/>
         </w:rPr>
-        <w:t>Resource: Tyndale Open Study Notes</w:t>
+        <w:t>Resource: Aquifer Open Study Notes (Book Intros)</w:t>
       </w:r>
       <w:r>
         <w:rPr>
@@ -112,7 +112,7 @@
         <w:rPr>
           <w:lang w:val="sw_KE" w:bidi="sw_KE"/>
         </w:rPr>
-        <w:t>Tyndale Open Study Notes</w:t>
+        <w:t>Aquifer Open Study Notes (Book Intros)</w:t>
       </w:r>
     </w:p>
     <w:p>

--- a/swh/docx/02.content.docx
+++ b/swh/docx/02.content.docx
@@ -323,90 +323,60 @@
         </w:rPr>
         <w:t xml:space="preserve"> ambalo linamaanisha "njia ya kutoka." </w:t>
       </w:r>
-      <w:hyperlink r:id="rId13">
-        <w:r>
-          <w:rPr>
-            <w:lang w:val="sw_KE" w:bidi="sw_KE"/>
-          </w:rPr>
-          <w:rPr>
-            <w:color w:val="0000EE"/>
-            <w:u w:val="single"/>
-          </w:rPr>
-          <w:t>Kutoka 1–15</w:t>
-        </w:r>
-      </w:hyperlink>
+      <w:r>
+        <w:rPr>
+          <w:lang w:val="sw_KE" w:bidi="sw_KE"/>
+        </w:rPr>
+        <w:t>Kutoka 1–15</w:t>
+      </w:r>
       <w:r>
         <w:rPr>
           <w:lang w:val="sw_KE" w:bidi="sw_KE"/>
         </w:rPr>
         <w:t xml:space="preserve"> inahusu "njia ya kutoka" ya Waebrania kutoka Misri. Sehemu iliyobaki ya Kutoka (sura </w:t>
       </w:r>
-      <w:hyperlink r:id="rId14">
-        <w:r>
-          <w:rPr>
-            <w:lang w:val="sw_KE" w:bidi="sw_KE"/>
-          </w:rPr>
-          <w:rPr>
-            <w:color w:val="0000EE"/>
-            <w:u w:val="single"/>
-          </w:rPr>
-          <w:t>16–40</w:t>
-        </w:r>
-      </w:hyperlink>
+      <w:r>
+        <w:rPr>
+          <w:lang w:val="sw_KE" w:bidi="sw_KE"/>
+        </w:rPr>
+        <w:t>16–40</w:t>
+      </w:r>
       <w:r>
         <w:rPr>
           <w:lang w:val="sw_KE" w:bidi="sw_KE"/>
         </w:rPr>
         <w:t xml:space="preserve">) inaonyesha kwamba watu wa Kiebrania walihitaji zaidi ya kuokolewa kutoka utumwani huko Misri: Walihitaji njia ya kutoka dhambini na njia ya kuingia kwenye ushirika na Mungu. Kutoka inazungumzia mahitaji makubwa ya Israeli: kuwekwa huru kutoka utumwani (sura </w:t>
       </w:r>
-      <w:hyperlink r:id="rId13">
-        <w:r>
-          <w:rPr>
-            <w:lang w:val="sw_KE" w:bidi="sw_KE"/>
-          </w:rPr>
-          <w:rPr>
-            <w:color w:val="0000EE"/>
-            <w:u w:val="single"/>
-          </w:rPr>
-          <w:t>1–15</w:t>
-        </w:r>
-      </w:hyperlink>
+      <w:r>
+        <w:rPr>
+          <w:lang w:val="sw_KE" w:bidi="sw_KE"/>
+        </w:rPr>
+        <w:t>1–15</w:t>
+      </w:r>
       <w:r>
         <w:rPr>
           <w:lang w:val="sw_KE" w:bidi="sw_KE"/>
         </w:rPr>
         <w:t xml:space="preserve">), kumjua Mungu ni nani na jinsi alivyo kupitia agano la Sinai (sura </w:t>
       </w:r>
-      <w:hyperlink r:id="rId15">
-        <w:r>
-          <w:rPr>
-            <w:lang w:val="sw_KE" w:bidi="sw_KE"/>
-          </w:rPr>
-          <w:rPr>
-            <w:color w:val="0000EE"/>
-            <w:u w:val="single"/>
-          </w:rPr>
-          <w:t>16–24</w:t>
-        </w:r>
-      </w:hyperlink>
+      <w:r>
+        <w:rPr>
+          <w:lang w:val="sw_KE" w:bidi="sw_KE"/>
+        </w:rPr>
+        <w:t>16–24</w:t>
+      </w:r>
       <w:r>
         <w:rPr>
           <w:lang w:val="sw_KE" w:bidi="sw_KE"/>
         </w:rPr>
         <w:t xml:space="preserve">), na kuhisi ushirika na Mungu kupitia maskani ya Mungu (sura </w:t>
       </w:r>
-      <w:hyperlink r:id="rId16">
-        <w:r>
-          <w:rPr>
-            <w:lang w:val="sw_KE" w:bidi="sw_KE"/>
-          </w:rPr>
-          <w:rPr>
-            <w:color w:val="0000EE"/>
-            <w:u w:val="single"/>
-          </w:rPr>
-          <w:t>25–40</w:t>
-        </w:r>
-      </w:hyperlink>
+      <w:r>
+        <w:rPr>
+          <w:lang w:val="sw_KE" w:bidi="sw_KE"/>
+        </w:rPr>
+        <w:t>25–40</w:t>
+      </w:r>
       <w:r>
         <w:rPr>
           <w:lang w:val="sw_KE" w:bidi="sw_KE"/>
@@ -438,18 +408,12 @@
         </w:rPr>
         <w:t>Mose kiasili anachukuliwa kuwa mwandishi wa pentateuki (</w:t>
       </w:r>
-      <w:hyperlink r:id="rId17">
-        <w:r>
-          <w:rPr>
-            <w:lang w:val="sw_KE" w:bidi="sw_KE"/>
-          </w:rPr>
-          <w:rPr>
-            <w:color w:val="0000EE"/>
-            <w:u w:val="single"/>
-          </w:rPr>
-          <w:t>Mwanzo—Kumbukumbu la Torati</w:t>
-        </w:r>
-      </w:hyperlink>
+      <w:r>
+        <w:rPr>
+          <w:lang w:val="sw_KE" w:bidi="sw_KE"/>
+        </w:rPr>
+        <w:t>Mwanzo—Kumbukumbu la Torati</w:t>
+      </w:r>
       <w:r>
         <w:rPr>
           <w:lang w:val="sw_KE" w:bidi="sw_KE"/>
@@ -507,18 +471,12 @@
         </w:rPr>
         <w:t xml:space="preserve">Kwanza, kulingana na </w:t>
       </w:r>
-      <w:hyperlink r:id="rId18">
-        <w:r>
-          <w:rPr>
-            <w:lang w:val="sw_KE" w:bidi="sw_KE"/>
-          </w:rPr>
-          <w:rPr>
-            <w:color w:val="0000EE"/>
-            <w:u w:val="single"/>
-          </w:rPr>
-          <w:t>1 Wafalme 14:25–26</w:t>
-        </w:r>
-      </w:hyperlink>
+      <w:r>
+        <w:rPr>
+          <w:lang w:val="sw_KE" w:bidi="sw_KE"/>
+        </w:rPr>
+        <w:t>1 Wafalme 14:25–26</w:t>
+      </w:r>
       <w:r>
         <w:rPr>
           <w:lang w:val="sw_KE" w:bidi="sw_KE"/>
@@ -539,72 +497,48 @@
         </w:rPr>
         <w:t>Kiashiria cha pili cha mpangilio wa tarehe ya Kutoka ni "mfalme mpya" ambaye "hakujua chochote kuhusu Yusufu" (</w:t>
       </w:r>
-      <w:hyperlink r:id="rId19">
-        <w:r>
-          <w:rPr>
-            <w:lang w:val="sw_KE" w:bidi="sw_KE"/>
-          </w:rPr>
-          <w:rPr>
-            <w:color w:val="0000EE"/>
-            <w:u w:val="single"/>
-          </w:rPr>
-          <w:t>Kut 1:8</w:t>
-        </w:r>
-      </w:hyperlink>
+      <w:r>
+        <w:rPr>
+          <w:lang w:val="sw_KE" w:bidi="sw_KE"/>
+        </w:rPr>
+        <w:t>Kut 1:8</w:t>
+      </w:r>
       <w:r>
         <w:rPr>
           <w:lang w:val="sw_KE" w:bidi="sw_KE"/>
         </w:rPr>
         <w:t>). Maoni haya yanaashiria uwezekano mkubwa wa kuwasili kwa nasaba mpya. Katika miaka ya 1700 KK, wageni kutoka Asia walianza kuhamia Misri. Mnamo mwaka wa 1648 KK, kundi moja la wageni hao, Wafalme wa Hyksos, walivamia Misri ya Chini na kupata udhibiti wa eneo hilo. Yusefu na Yakobo walifika Misri (</w:t>
       </w:r>
-      <w:hyperlink r:id="rId20">
-        <w:r>
-          <w:rPr>
-            <w:lang w:val="sw_KE" w:bidi="sw_KE"/>
-          </w:rPr>
-          <w:rPr>
-            <w:color w:val="0000EE"/>
-            <w:u w:val="single"/>
-          </w:rPr>
-          <w:t>Mwa 39</w:t>
-        </w:r>
-      </w:hyperlink>
+      <w:r>
+        <w:rPr>
+          <w:lang w:val="sw_KE" w:bidi="sw_KE"/>
+        </w:rPr>
+        <w:t>Mwa 39</w:t>
+      </w:r>
       <w:r>
         <w:rPr>
           <w:lang w:val="sw_KE" w:bidi="sw_KE"/>
         </w:rPr>
         <w:t xml:space="preserve">; </w:t>
       </w:r>
-      <w:hyperlink r:id="rId21">
-        <w:r>
-          <w:rPr>
-            <w:lang w:val="sw_KE" w:bidi="sw_KE"/>
-          </w:rPr>
-          <w:rPr>
-            <w:color w:val="0000EE"/>
-            <w:u w:val="single"/>
-          </w:rPr>
-          <w:t>46</w:t>
-        </w:r>
-      </w:hyperlink>
+      <w:r>
+        <w:rPr>
+          <w:lang w:val="sw_KE" w:bidi="sw_KE"/>
+        </w:rPr>
+        <w:t>46</w:t>
+      </w:r>
       <w:r>
         <w:rPr>
           <w:lang w:val="sw_KE" w:bidi="sw_KE"/>
         </w:rPr>
         <w:t xml:space="preserve">) pengine kabla au wakati wa kipindi cha Hyksos. Wafalme wa Hyksos walitawala hadi mwaka wa 1540 KK, wakati Farao Ahmose miaka ya (1550–1525 KK) alipowafukuza. Ahmose na mafarao waliomfuata pengine ndio nasaba iliyotajwa na </w:t>
       </w:r>
-      <w:hyperlink r:id="rId19">
-        <w:r>
-          <w:rPr>
-            <w:lang w:val="sw_KE" w:bidi="sw_KE"/>
-          </w:rPr>
-          <w:rPr>
-            <w:color w:val="0000EE"/>
-            <w:u w:val="single"/>
-          </w:rPr>
-          <w:t>Kutoka 1:8</w:t>
-        </w:r>
-      </w:hyperlink>
+      <w:r>
+        <w:rPr>
+          <w:lang w:val="sw_KE" w:bidi="sw_KE"/>
+        </w:rPr>
+        <w:t>Kutoka 1:8</w:t>
+      </w:r>
       <w:r>
         <w:rPr>
           <w:lang w:val="sw_KE" w:bidi="sw_KE"/>
@@ -653,54 +587,36 @@
         </w:rPr>
         <w:t xml:space="preserve">Kutoka kwa mapema (karibu na mwaka wa 1446 KK Hali ya jadi inaweka tarehe ya Kutoka karibu na mwaka wa 1446 KK. Kulingana na </w:t>
       </w:r>
-      <w:hyperlink r:id="rId22">
-        <w:r>
-          <w:rPr>
-            <w:lang w:val="sw_KE" w:bidi="sw_KE"/>
-          </w:rPr>
-          <w:rPr>
-            <w:color w:val="0000EE"/>
-            <w:u w:val="single"/>
-          </w:rPr>
-          <w:t>1 Wafalme 6:1</w:t>
-        </w:r>
-      </w:hyperlink>
+      <w:r>
+        <w:rPr>
+          <w:lang w:val="sw_KE" w:bidi="sw_KE"/>
+        </w:rPr>
+        <w:t>1 Wafalme 6:1</w:t>
+      </w:r>
       <w:r>
         <w:rPr>
           <w:lang w:val="sw_KE" w:bidi="sw_KE"/>
         </w:rPr>
         <w:t xml:space="preserve">, Sulemani alianza ujenzi wa Hekalu katika mwaka wa nne wa utawala wake mwaka (967 KK), miaka 480 baada ya Kutoka Misri. Ikiwa nambari 480 inarejelea miaka ya kalenda, basi tarehe ya Kutoka ilikuwa karibu mwaka wa 1446 KK, na kuingia kwa Israeli katika Kanaani ilikuwa karibu mwaka wa 1406 KK. Wanaakiolojia wamegundua barua za Amarna, hazina ya barua kutoka kwa wakuu wa miji ya Kanaani wakimwomba Farao Akhenaten (karibu mwaka wa 1352–1336 KK) kuwasaidia kupigana dhidi ya wahuni fulani waliokuwa wakiwashambulia. Hii ni rejeleo linalowezekana kwa Waisraeli na ingeunga mkono tarehe za mapema za Kutoka na ushindi. Zaidi ya hayo, karibu mwaka wa 1100 KK Yeftha alielezea Israeli kama ilivyokuwa imeishi katika Nchi ya Ahadi kwa miaka 300 (tazama </w:t>
       </w:r>
-      <w:hyperlink r:id="rId23">
-        <w:r>
-          <w:rPr>
-            <w:lang w:val="sw_KE" w:bidi="sw_KE"/>
-          </w:rPr>
-          <w:rPr>
-            <w:color w:val="0000EE"/>
-            <w:u w:val="single"/>
-          </w:rPr>
-          <w:t>Waamuzi 11:26</w:t>
-        </w:r>
-      </w:hyperlink>
+      <w:r>
+        <w:rPr>
+          <w:lang w:val="sw_KE" w:bidi="sw_KE"/>
+        </w:rPr>
+        <w:t>Waamuzi 11:26</w:t>
+      </w:r>
       <w:r>
         <w:rPr>
           <w:lang w:val="sw_KE" w:bidi="sw_KE"/>
         </w:rPr>
         <w:t xml:space="preserve">; linganisha </w:t>
       </w:r>
-      <w:hyperlink r:id="rId24">
-        <w:r>
-          <w:rPr>
-            <w:lang w:val="sw_KE" w:bidi="sw_KE"/>
-          </w:rPr>
-          <w:rPr>
-            <w:color w:val="0000EE"/>
-            <w:u w:val="single"/>
-          </w:rPr>
-          <w:t>Hes 21:21–35</w:t>
-        </w:r>
-      </w:hyperlink>
+      <w:r>
+        <w:rPr>
+          <w:lang w:val="sw_KE" w:bidi="sw_KE"/>
+        </w:rPr>
+        <w:t>Hes 21:21–35</w:t>
+      </w:r>
       <w:r>
         <w:rPr>
           <w:lang w:val="sw_KE" w:bidi="sw_KE"/>
@@ -721,36 +637,24 @@
         </w:rPr>
         <w:t>Mwisho wa Kutoka (takriban 1270 KK). Hali ya mwisho wa Kutoka inaweka Waisraeli Kutoka Misri takriban miaka 300 kabla ya kuweka wakfu kwa hekalu la Solomoni mnamo wa mwaka 967 KK, mapema katika utawala wa Farao Rameses II miaka ya (1279–1213 KK). Jiji la Rameses, ambalo Waisraeli walisaidia kujenga (</w:t>
       </w:r>
-      <w:hyperlink r:id="rId25">
-        <w:r>
-          <w:rPr>
-            <w:lang w:val="sw_KE" w:bidi="sw_KE"/>
-          </w:rPr>
-          <w:rPr>
-            <w:color w:val="0000EE"/>
-            <w:u w:val="single"/>
-          </w:rPr>
-          <w:t>Kutoka 1:11</w:t>
-        </w:r>
-      </w:hyperlink>
+      <w:r>
+        <w:rPr>
+          <w:lang w:val="sw_KE" w:bidi="sw_KE"/>
+        </w:rPr>
+        <w:t>Kutoka 1:11</w:t>
+      </w:r>
       <w:r>
         <w:rPr>
           <w:lang w:val="sw_KE" w:bidi="sw_KE"/>
         </w:rPr>
         <w:t xml:space="preserve">), lilipewa jina la farao huyu, na kuna ushahidi wa shughuli muhimu ya ujenzi iliyoanza mapema miaka ya 1200 KK kwenye eneo hilo. Zaidi ya hayo, wanaakiolojia wanaofanya kazi Palestina kati ya Vita vya Kwanza na vya Pili vya Dunia waliripoti kwamba hawakuweza kupata ushahidi wowote wa ushindi uliokuwa ukifanyika mwanzoni mwa miaka ya 1300 KK, kama inavyohitajika na tarehe ya mapema. Hata hivyo, walidai kuwa walipata ushahidi wa ushindi na kuongezeka kwa shughuli za makazi mwishoni mwa miaka ya 1200 KK. Ikiwa matokeo haya ni sahihi na yanaonyesha shughuli za Waisraeli katika Nchi ya Ahadi, yangeunga mkono wazo kwamba Kutoka kulitokea karibu mwaka wa 1270 KK. Wale wanaochagua tarehe hii ya baadaye wanadai kwamba nambari 480 katika </w:t>
       </w:r>
-      <w:hyperlink r:id="rId22">
-        <w:r>
-          <w:rPr>
-            <w:lang w:val="sw_KE" w:bidi="sw_KE"/>
-          </w:rPr>
-          <w:rPr>
-            <w:color w:val="0000EE"/>
-            <w:u w:val="single"/>
-          </w:rPr>
-          <w:t>1 Wafalme 6:1</w:t>
-        </w:r>
-      </w:hyperlink>
+      <w:r>
+        <w:rPr>
+          <w:lang w:val="sw_KE" w:bidi="sw_KE"/>
+        </w:rPr>
+        <w:t>1 Wafalme 6:1</w:t>
+      </w:r>
       <w:r>
         <w:rPr>
           <w:lang w:val="sw_KE" w:bidi="sw_KE"/>
@@ -796,72 +700,48 @@
         </w:rPr>
         <w:t xml:space="preserve">Tarehe ya Kutoka ni muhimu kwa kuhesabu tarehe za mababu. Mahesabu pia huzingatia muda wa maisha ya kila mzee; maelezo ya mpangilio wa wakati katika </w:t>
       </w:r>
-      <w:hyperlink r:id="rId26">
-        <w:r>
-          <w:rPr>
-            <w:lang w:val="sw_KE" w:bidi="sw_KE"/>
-          </w:rPr>
-          <w:rPr>
-            <w:color w:val="0000EE"/>
-            <w:u w:val="single"/>
-          </w:rPr>
-          <w:t>Mwa 12:4</w:t>
-        </w:r>
-      </w:hyperlink>
+      <w:r>
+        <w:rPr>
+          <w:lang w:val="sw_KE" w:bidi="sw_KE"/>
+        </w:rPr>
+        <w:t>Mwa 12:4</w:t>
+      </w:r>
       <w:r>
         <w:rPr>
           <w:lang w:val="sw_KE" w:bidi="sw_KE"/>
         </w:rPr>
         <w:t xml:space="preserve">; </w:t>
       </w:r>
-      <w:hyperlink r:id="rId27">
-        <w:r>
-          <w:rPr>
-            <w:lang w:val="sw_KE" w:bidi="sw_KE"/>
-          </w:rPr>
-          <w:rPr>
-            <w:color w:val="0000EE"/>
-            <w:u w:val="single"/>
-          </w:rPr>
-          <w:t>21:5</w:t>
-        </w:r>
-      </w:hyperlink>
+      <w:r>
+        <w:rPr>
+          <w:lang w:val="sw_KE" w:bidi="sw_KE"/>
+        </w:rPr>
+        <w:t>21:5</w:t>
+      </w:r>
       <w:r>
         <w:rPr>
           <w:lang w:val="sw_KE" w:bidi="sw_KE"/>
         </w:rPr>
         <w:t xml:space="preserve">; </w:t>
       </w:r>
-      <w:hyperlink r:id="rId28">
-        <w:r>
-          <w:rPr>
-            <w:lang w:val="sw_KE" w:bidi="sw_KE"/>
-          </w:rPr>
-          <w:rPr>
-            <w:color w:val="0000EE"/>
-            <w:u w:val="single"/>
-          </w:rPr>
-          <w:t>25:26</w:t>
-        </w:r>
-      </w:hyperlink>
+      <w:r>
+        <w:rPr>
+          <w:lang w:val="sw_KE" w:bidi="sw_KE"/>
+        </w:rPr>
+        <w:t>25:26</w:t>
+      </w:r>
       <w:r>
         <w:rPr>
           <w:lang w:val="sw_KE" w:bidi="sw_KE"/>
         </w:rPr>
         <w:t xml:space="preserve">; </w:t>
       </w:r>
-      <w:hyperlink r:id="rId29">
-        <w:r>
-          <w:rPr>
-            <w:lang w:val="sw_KE" w:bidi="sw_KE"/>
-          </w:rPr>
-          <w:rPr>
-            <w:color w:val="0000EE"/>
-            <w:u w:val="single"/>
-          </w:rPr>
-          <w:t>47:9</w:t>
-        </w:r>
-      </w:hyperlink>
+      <w:r>
+        <w:rPr>
+          <w:lang w:val="sw_KE" w:bidi="sw_KE"/>
+        </w:rPr>
+        <w:t>47:9</w:t>
+      </w:r>
       <w:r>
         <w:rPr>
           <w:lang w:val="sw_KE" w:bidi="sw_KE"/>
@@ -882,162 +762,108 @@
         </w:rPr>
         <w:t xml:space="preserve">Urefu wa kukaa kwa Israeli nchini Misri ni jambo lingine la ziada, na hapa kuna tofauti katika maandiko. Maandiko ya Kiebrania ya Masoretic Text (MT) kwa </w:t>
       </w:r>
-      <w:hyperlink r:id="rId30">
-        <w:r>
-          <w:rPr>
-            <w:lang w:val="sw_KE" w:bidi="sw_KE"/>
-          </w:rPr>
-          <w:rPr>
-            <w:color w:val="0000EE"/>
-            <w:u w:val="single"/>
-          </w:rPr>
-          <w:t>Kutoka 12:40</w:t>
-        </w:r>
-      </w:hyperlink>
+      <w:r>
+        <w:rPr>
+          <w:lang w:val="sw_KE" w:bidi="sw_KE"/>
+        </w:rPr>
+        <w:t>Kutoka 12:40</w:t>
+      </w:r>
       <w:r>
         <w:rPr>
           <w:lang w:val="sw_KE" w:bidi="sw_KE"/>
         </w:rPr>
         <w:t xml:space="preserve"> yanasema kwamba Israeli walikaa miaka 430 nchini Misri, kuanzia mwaka ambao Yakobo aliingia Misri hadi mwaka wa Kutoka kwa Israeli. Hata hivyo, tafsiri ya mapema ya Agano la Kale ya Kigiriki (Septuagint, au LXX) na Pentateuki ya Wasamaria (manuskripti nyingine muhimu) zote zinasema kwamba kipindi cha miaka 430 kilichotajwa katika </w:t>
       </w:r>
-      <w:hyperlink r:id="rId30">
-        <w:r>
-          <w:rPr>
-            <w:lang w:val="sw_KE" w:bidi="sw_KE"/>
-          </w:rPr>
-          <w:rPr>
-            <w:color w:val="0000EE"/>
-            <w:u w:val="single"/>
-          </w:rPr>
-          <w:t>Kutoka 12:40</w:t>
-        </w:r>
-      </w:hyperlink>
+      <w:r>
+        <w:rPr>
+          <w:lang w:val="sw_KE" w:bidi="sw_KE"/>
+        </w:rPr>
+        <w:t>Kutoka 12:40</w:t>
+      </w:r>
       <w:r>
         <w:rPr>
           <w:lang w:val="sw_KE" w:bidi="sw_KE"/>
         </w:rPr>
         <w:t xml:space="preserve"> kinajumuisha muda ambao Waisraeli walikaa Kanaani na Misri (mpangilio wa wakati ambao Paulo inaonekana alifuata; angalia </w:t>
       </w:r>
-      <w:hyperlink r:id="rId31">
-        <w:r>
-          <w:rPr>
-            <w:lang w:val="sw_KE" w:bidi="sw_KE"/>
-          </w:rPr>
-          <w:rPr>
-            <w:color w:val="0000EE"/>
-            <w:u w:val="single"/>
-          </w:rPr>
-          <w:t>Gal 3:17</w:t>
-        </w:r>
-      </w:hyperlink>
+      <w:r>
+        <w:rPr>
+          <w:lang w:val="sw_KE" w:bidi="sw_KE"/>
+        </w:rPr>
+        <w:t>Gal 3:17</w:t>
+      </w:r>
       <w:r>
         <w:rPr>
           <w:lang w:val="sw_KE" w:bidi="sw_KE"/>
         </w:rPr>
         <w:t>). Mpangilio huu wa wakati ungepunguza muda uliotumika Misri hadi miaka 215. Kauli mbalimbali za kibiblia kwamba Israeli walikuwa Misri kwa miaka 400 au vizazi vinne (</w:t>
       </w:r>
-      <w:hyperlink r:id="rId32">
-        <w:r>
-          <w:rPr>
-            <w:lang w:val="sw_KE" w:bidi="sw_KE"/>
-          </w:rPr>
-          <w:rPr>
-            <w:color w:val="0000EE"/>
-            <w:u w:val="single"/>
-          </w:rPr>
-          <w:t>Mwa 15:13–16</w:t>
-        </w:r>
-      </w:hyperlink>
+      <w:r>
+        <w:rPr>
+          <w:lang w:val="sw_KE" w:bidi="sw_KE"/>
+        </w:rPr>
+        <w:t>Mwa 15:13–16</w:t>
+      </w:r>
       <w:r>
         <w:rPr>
           <w:lang w:val="sw_KE" w:bidi="sw_KE"/>
         </w:rPr>
         <w:t xml:space="preserve">; linganisha </w:t>
       </w:r>
-      <w:hyperlink r:id="rId33">
-        <w:r>
-          <w:rPr>
-            <w:lang w:val="sw_KE" w:bidi="sw_KE"/>
-          </w:rPr>
-          <w:rPr>
-            <w:color w:val="0000EE"/>
-            <w:u w:val="single"/>
-          </w:rPr>
-          <w:t>Kut 6:16–20</w:t>
-        </w:r>
-      </w:hyperlink>
+      <w:r>
+        <w:rPr>
+          <w:lang w:val="sw_KE" w:bidi="sw_KE"/>
+        </w:rPr>
+        <w:t>Kut 6:16–20</w:t>
+      </w:r>
       <w:r>
         <w:rPr>
           <w:lang w:val="sw_KE" w:bidi="sw_KE"/>
         </w:rPr>
         <w:t xml:space="preserve">; </w:t>
       </w:r>
-      <w:hyperlink r:id="rId34">
-        <w:r>
-          <w:rPr>
-            <w:lang w:val="sw_KE" w:bidi="sw_KE"/>
-          </w:rPr>
-          <w:rPr>
-            <w:color w:val="0000EE"/>
-            <w:u w:val="single"/>
-          </w:rPr>
-          <w:t>Hes 3:17–19</w:t>
-        </w:r>
-      </w:hyperlink>
+      <w:r>
+        <w:rPr>
+          <w:lang w:val="sw_KE" w:bidi="sw_KE"/>
+        </w:rPr>
+        <w:t>Hes 3:17–19</w:t>
+      </w:r>
       <w:r>
         <w:rPr>
           <w:lang w:val="sw_KE" w:bidi="sw_KE"/>
         </w:rPr>
         <w:t xml:space="preserve">; </w:t>
       </w:r>
-      <w:hyperlink r:id="rId35">
-        <w:r>
-          <w:rPr>
-            <w:lang w:val="sw_KE" w:bidi="sw_KE"/>
-          </w:rPr>
-          <w:rPr>
-            <w:color w:val="0000EE"/>
-            <w:u w:val="single"/>
-          </w:rPr>
-          <w:t>26:58–59</w:t>
-        </w:r>
-      </w:hyperlink>
+      <w:r>
+        <w:rPr>
+          <w:lang w:val="sw_KE" w:bidi="sw_KE"/>
+        </w:rPr>
+        <w:t>26:58–59</w:t>
+      </w:r>
       <w:r>
         <w:rPr>
           <w:lang w:val="sw_KE" w:bidi="sw_KE"/>
         </w:rPr>
         <w:t xml:space="preserve">; </w:t>
       </w:r>
-      <w:hyperlink r:id="rId36">
-        <w:r>
-          <w:rPr>
-            <w:lang w:val="sw_KE" w:bidi="sw_KE"/>
-          </w:rPr>
-          <w:rPr>
-            <w:color w:val="0000EE"/>
-            <w:u w:val="single"/>
-          </w:rPr>
-          <w:t>1 Nya 6:1–3</w:t>
-        </w:r>
-      </w:hyperlink>
+      <w:r>
+        <w:rPr>
+          <w:lang w:val="sw_KE" w:bidi="sw_KE"/>
+        </w:rPr>
+        <w:t>1 Nya 6:1–3</w:t>
+      </w:r>
       <w:r>
         <w:rPr>
           <w:lang w:val="sw_KE" w:bidi="sw_KE"/>
         </w:rPr>
         <w:t xml:space="preserve">; </w:t>
       </w:r>
-      <w:hyperlink r:id="rId37">
-        <w:r>
-          <w:rPr>
-            <w:lang w:val="sw_KE" w:bidi="sw_KE"/>
-          </w:rPr>
-          <w:rPr>
-            <w:color w:val="0000EE"/>
-            <w:u w:val="single"/>
-          </w:rPr>
-          <w:t>Mdo 7:6</w:t>
-        </w:r>
-      </w:hyperlink>
+      <w:r>
+        <w:rPr>
+          <w:lang w:val="sw_KE" w:bidi="sw_KE"/>
+        </w:rPr>
+        <w:t>Mdo 7:6</w:t>
+      </w:r>
       <w:r>
         <w:rPr>
           <w:lang w:val="sw_KE" w:bidi="sw_KE"/>
@@ -1083,126 +909,84 @@
         </w:rPr>
         <w:t>Sura za mwanzo za kitabu cha Mwanzo zinaonyesha tatizo kubwa: Mungu aliumba dunia na wanadamu kwa ajili ya baraka (</w:t>
       </w:r>
-      <w:hyperlink r:id="rId38">
-        <w:r>
-          <w:rPr>
-            <w:lang w:val="sw_KE" w:bidi="sw_KE"/>
-          </w:rPr>
-          <w:rPr>
-            <w:color w:val="0000EE"/>
-            <w:u w:val="single"/>
-          </w:rPr>
-          <w:t>Mwa 1:27–28</w:t>
-        </w:r>
-      </w:hyperlink>
+      <w:r>
+        <w:rPr>
+          <w:lang w:val="sw_KE" w:bidi="sw_KE"/>
+        </w:rPr>
+        <w:t>Mwa 1:27–28</w:t>
+      </w:r>
       <w:r>
         <w:rPr>
           <w:lang w:val="sw_KE" w:bidi="sw_KE"/>
         </w:rPr>
         <w:t>), lakini dunia ikaanguka chini ya laana. Ubinadamu ulikuwa umeharibika sana (</w:t>
       </w:r>
-      <w:hyperlink r:id="rId39">
-        <w:r>
-          <w:rPr>
-            <w:lang w:val="sw_KE" w:bidi="sw_KE"/>
-          </w:rPr>
-          <w:rPr>
-            <w:color w:val="0000EE"/>
-            <w:u w:val="single"/>
-          </w:rPr>
-          <w:t>Mwa 6:5</w:t>
-        </w:r>
-      </w:hyperlink>
+      <w:r>
+        <w:rPr>
+          <w:lang w:val="sw_KE" w:bidi="sw_KE"/>
+        </w:rPr>
+        <w:t>Mwa 6:5</w:t>
+      </w:r>
       <w:r>
         <w:rPr>
           <w:lang w:val="sw_KE" w:bidi="sw_KE"/>
         </w:rPr>
         <w:t>), wakatengwa na Muumba wao (</w:t>
       </w:r>
-      <w:hyperlink r:id="rId40">
-        <w:r>
-          <w:rPr>
-            <w:lang w:val="sw_KE" w:bidi="sw_KE"/>
-          </w:rPr>
-          <w:rPr>
-            <w:color w:val="0000EE"/>
-            <w:u w:val="single"/>
-          </w:rPr>
-          <w:t>Mwa 3:23–24</w:t>
-        </w:r>
-      </w:hyperlink>
+      <w:r>
+        <w:rPr>
+          <w:lang w:val="sw_KE" w:bidi="sw_KE"/>
+        </w:rPr>
+        <w:t>Mwa 3:23–24</w:t>
+      </w:r>
       <w:r>
         <w:rPr>
           <w:lang w:val="sw_KE" w:bidi="sw_KE"/>
         </w:rPr>
         <w:t>) na kutoka kwao wenyewe (</w:t>
       </w:r>
-      <w:hyperlink r:id="rId41">
-        <w:r>
-          <w:rPr>
-            <w:lang w:val="sw_KE" w:bidi="sw_KE"/>
-          </w:rPr>
-          <w:rPr>
-            <w:color w:val="0000EE"/>
-            <w:u w:val="single"/>
-          </w:rPr>
-          <w:t>Mwa 4:14</w:t>
-        </w:r>
-      </w:hyperlink>
+      <w:r>
+        <w:rPr>
+          <w:lang w:val="sw_KE" w:bidi="sw_KE"/>
+        </w:rPr>
+        <w:t>Mwa 4:14</w:t>
+      </w:r>
       <w:r>
         <w:rPr>
           <w:lang w:val="sw_KE" w:bidi="sw_KE"/>
         </w:rPr>
         <w:t>). Kifo, vurugu, na mkanganyiko vilitawala (</w:t>
       </w:r>
-      <w:hyperlink r:id="rId42">
-        <w:r>
-          <w:rPr>
-            <w:lang w:val="sw_KE" w:bidi="sw_KE"/>
-          </w:rPr>
-          <w:rPr>
-            <w:color w:val="0000EE"/>
-            <w:u w:val="single"/>
-          </w:rPr>
-          <w:t>Mwa 4:8</w:t>
-        </w:r>
-      </w:hyperlink>
+      <w:r>
+        <w:rPr>
+          <w:lang w:val="sw_KE" w:bidi="sw_KE"/>
+        </w:rPr>
+        <w:t>Mwa 4:8</w:t>
+      </w:r>
       <w:r>
         <w:rPr>
           <w:lang w:val="sw_KE" w:bidi="sw_KE"/>
         </w:rPr>
         <w:t xml:space="preserve">, </w:t>
       </w:r>
-      <w:hyperlink r:id="rId43">
-        <w:r>
-          <w:rPr>
-            <w:lang w:val="sw_KE" w:bidi="sw_KE"/>
-          </w:rPr>
-          <w:rPr>
-            <w:color w:val="0000EE"/>
-            <w:u w:val="single"/>
-          </w:rPr>
-          <w:t>23–24</w:t>
-        </w:r>
-      </w:hyperlink>
+      <w:r>
+        <w:rPr>
+          <w:lang w:val="sw_KE" w:bidi="sw_KE"/>
+        </w:rPr>
+        <w:t>23–24</w:t>
+      </w:r>
       <w:r>
         <w:rPr>
           <w:lang w:val="sw_KE" w:bidi="sw_KE"/>
         </w:rPr>
         <w:t xml:space="preserve">; </w:t>
       </w:r>
-      <w:hyperlink r:id="rId44">
-        <w:r>
-          <w:rPr>
-            <w:lang w:val="sw_KE" w:bidi="sw_KE"/>
-          </w:rPr>
-          <w:rPr>
-            <w:color w:val="0000EE"/>
-            <w:u w:val="single"/>
-          </w:rPr>
-          <w:t>11:9</w:t>
-        </w:r>
-      </w:hyperlink>
+      <w:r>
+        <w:rPr>
+          <w:lang w:val="sw_KE" w:bidi="sw_KE"/>
+        </w:rPr>
+        <w:t>11:9</w:t>
+      </w:r>
       <w:r>
         <w:rPr>
           <w:lang w:val="sw_KE" w:bidi="sw_KE"/>
@@ -1223,72 +1007,48 @@
         </w:rPr>
         <w:t xml:space="preserve">Kwenye </w:t>
       </w:r>
-      <w:hyperlink r:id="rId45">
-        <w:r>
-          <w:rPr>
-            <w:lang w:val="sw_KE" w:bidi="sw_KE"/>
-          </w:rPr>
-          <w:rPr>
-            <w:color w:val="0000EE"/>
-            <w:u w:val="single"/>
-          </w:rPr>
-          <w:t>Mwa 12–50</w:t>
-        </w:r>
-      </w:hyperlink>
+      <w:r>
+        <w:rPr>
+          <w:lang w:val="sw_KE" w:bidi="sw_KE"/>
+        </w:rPr>
+        <w:t>Mwa 12–50</w:t>
+      </w:r>
       <w:r>
         <w:rPr>
           <w:lang w:val="sw_KE" w:bidi="sw_KE"/>
         </w:rPr>
         <w:t>, mpango wa Mungu wa kurejesha ulimwengu unaanza kufunuliwa. Mungu alimchagua Abrahamu na wazao wake kuwa na agano maalum naye, akiahidi kuwafanya kuwa taifa lenye mafanikio ambalo ulimwengu mzima utabarikiwa kupitia wao (</w:t>
       </w:r>
-      <w:hyperlink r:id="rId46">
-        <w:r>
-          <w:rPr>
-            <w:lang w:val="sw_KE" w:bidi="sw_KE"/>
-          </w:rPr>
-          <w:rPr>
-            <w:color w:val="0000EE"/>
-            <w:u w:val="single"/>
-          </w:rPr>
-          <w:t>Mwa 12:1–3</w:t>
-        </w:r>
-      </w:hyperlink>
+      <w:r>
+        <w:rPr>
+          <w:lang w:val="sw_KE" w:bidi="sw_KE"/>
+        </w:rPr>
+        <w:t>Mwa 12:1–3</w:t>
+      </w:r>
       <w:r>
         <w:rPr>
           <w:lang w:val="sw_KE" w:bidi="sw_KE"/>
         </w:rPr>
         <w:t>). Abrahamu aliamini Mungu licha ya kwamba mke wake alionekana kutokuwa na matumaini ya kupata watoto (</w:t>
       </w:r>
-      <w:hyperlink r:id="rId47">
-        <w:r>
-          <w:rPr>
-            <w:lang w:val="sw_KE" w:bidi="sw_KE"/>
-          </w:rPr>
-          <w:rPr>
-            <w:color w:val="0000EE"/>
-            <w:u w:val="single"/>
-          </w:rPr>
-          <w:t>Mwa 15:6</w:t>
-        </w:r>
-      </w:hyperlink>
+      <w:r>
+        <w:rPr>
+          <w:lang w:val="sw_KE" w:bidi="sw_KE"/>
+        </w:rPr>
+        <w:t>Mwa 15:6</w:t>
+      </w:r>
       <w:r>
         <w:rPr>
           <w:lang w:val="sw_KE" w:bidi="sw_KE"/>
         </w:rPr>
         <w:t>), na mara Mungu alianza kutimiza ahadi zake (</w:t>
       </w:r>
-      <w:hyperlink r:id="rId48">
-        <w:r>
-          <w:rPr>
-            <w:lang w:val="sw_KE" w:bidi="sw_KE"/>
-          </w:rPr>
-          <w:rPr>
-            <w:color w:val="0000EE"/>
-            <w:u w:val="single"/>
-          </w:rPr>
-          <w:t>Mwa 21:1–7</w:t>
-        </w:r>
-      </w:hyperlink>
+      <w:r>
+        <w:rPr>
+          <w:lang w:val="sw_KE" w:bidi="sw_KE"/>
+        </w:rPr>
+        <w:t>Mwa 21:1–7</w:t>
+      </w:r>
       <w:r>
         <w:rPr>
           <w:lang w:val="sw_KE" w:bidi="sw_KE"/>
@@ -1309,18 +1069,12 @@
         </w:rPr>
         <w:t>Kitabu cha Kutoka kinapoanza, hata hivyo, uhalali wa ahadi za Mungu kwa Abrahamu upo mashakani. Ndiyo, wazao wa Abrahamu walikuwa wameongezeka kwa idadi kubwa, lakini sasa walikuwa watumwa huko Misri, na Farao, mfalme mwenye nguvu zaidi duniani, alikuwa amejitolea kuwafanya wanyonge. Kuhusu Nchi ya Ahadi, Abrahamu na wazao wake hawakuwahi kumiliki sehemu yoyote isipokuwa sehemu ya mazishi (</w:t>
       </w:r>
-      <w:hyperlink r:id="rId49">
-        <w:r>
-          <w:rPr>
-            <w:lang w:val="sw_KE" w:bidi="sw_KE"/>
-          </w:rPr>
-          <w:rPr>
-            <w:color w:val="0000EE"/>
-            <w:u w:val="single"/>
-          </w:rPr>
-          <w:t>Mwa 23</w:t>
-        </w:r>
-      </w:hyperlink>
+      <w:r>
+        <w:rPr>
+          <w:lang w:val="sw_KE" w:bidi="sw_KE"/>
+        </w:rPr>
+        <w:t>Mwa 23</w:t>
+      </w:r>
       <w:r>
         <w:rPr>
           <w:lang w:val="sw_KE" w:bidi="sw_KE"/>
@@ -1341,72 +1095,48 @@
         </w:rPr>
         <w:t>Katika kujibu maswali hayo, kitabu cha Kutoka kinatufafanulia kwa kina kuelewa Mungu ni nani. Mungu kweli anajua hali yetu, na anatuthamini. Bwana yuko katika kundi tofauti kabisa na “miungu mingine yote” (</w:t>
       </w:r>
-      <w:hyperlink r:id="rId50">
-        <w:r>
-          <w:rPr>
-            <w:lang w:val="sw_KE" w:bidi="sw_KE"/>
-          </w:rPr>
-          <w:rPr>
-            <w:color w:val="0000EE"/>
-            <w:u w:val="single"/>
-          </w:rPr>
-          <w:t>18:11</w:t>
-        </w:r>
-      </w:hyperlink>
+      <w:r>
+        <w:rPr>
+          <w:lang w:val="sw_KE" w:bidi="sw_KE"/>
+        </w:rPr>
+        <w:t>18:11</w:t>
+      </w:r>
       <w:r>
         <w:rPr>
           <w:lang w:val="sw_KE" w:bidi="sw_KE"/>
         </w:rPr>
         <w:t>). Anadhihirishwa katika Kutoka kama kiumbe mkuu zaidi aliyepo (</w:t>
       </w:r>
-      <w:hyperlink r:id="rId51">
-        <w:r>
-          <w:rPr>
-            <w:lang w:val="sw_KE" w:bidi="sw_KE"/>
-          </w:rPr>
-          <w:rPr>
-            <w:color w:val="0000EE"/>
-            <w:u w:val="single"/>
-          </w:rPr>
-          <w:t>3:5–6</w:t>
-        </w:r>
-      </w:hyperlink>
+      <w:r>
+        <w:rPr>
+          <w:lang w:val="sw_KE" w:bidi="sw_KE"/>
+        </w:rPr>
+        <w:t>3:5–6</w:t>
+      </w:r>
       <w:r>
         <w:rPr>
           <w:lang w:val="sw_KE" w:bidi="sw_KE"/>
         </w:rPr>
         <w:t xml:space="preserve">, </w:t>
       </w:r>
-      <w:hyperlink r:id="rId52">
-        <w:r>
-          <w:rPr>
-            <w:lang w:val="sw_KE" w:bidi="sw_KE"/>
-          </w:rPr>
-          <w:rPr>
-            <w:color w:val="0000EE"/>
-            <w:u w:val="single"/>
-          </w:rPr>
-          <w:t>14–15</w:t>
-        </w:r>
-      </w:hyperlink>
+      <w:r>
+        <w:rPr>
+          <w:lang w:val="sw_KE" w:bidi="sw_KE"/>
+        </w:rPr>
+        <w:t>14–15</w:t>
+      </w:r>
       <w:r>
         <w:rPr>
           <w:lang w:val="sw_KE" w:bidi="sw_KE"/>
         </w:rPr>
         <w:t xml:space="preserve">; </w:t>
       </w:r>
-      <w:hyperlink r:id="rId53">
-        <w:r>
-          <w:rPr>
-            <w:lang w:val="sw_KE" w:bidi="sw_KE"/>
-          </w:rPr>
-          <w:rPr>
-            <w:color w:val="0000EE"/>
-            <w:u w:val="single"/>
-          </w:rPr>
-          <w:t>6:3</w:t>
-        </w:r>
-      </w:hyperlink>
+      <w:r>
+        <w:rPr>
+          <w:lang w:val="sw_KE" w:bidi="sw_KE"/>
+        </w:rPr>
+        <w:t>6:3</w:t>
+      </w:r>
       <w:r>
         <w:rPr>
           <w:lang w:val="sw_KE" w:bidi="sw_KE"/>
@@ -1427,18 +1157,12 @@
         </w:rPr>
         <w:t>Watu wa Israeli walikuwa wamekaa miaka 400 wakijifunza imani potofu za kipagani za Misri. Sasa walihitaji kuzisahau: Hakuna miungu mingi, ni mmoja tu. Mungu si sawa na ulimwengu wa asili unaowazunguka; Anajidhihisha kuwa tofauti kabisa na ulimwengu ambao aliumba. Mungu hawezi kudhibitiwa kwa uchawi. Uwepo wake haujafafanuliwa na mapambano ya milele kati ya nguvu chanya na hasi. Mungu ni mtakatifu, tofauti kabisa, mwenye maadili makubwa katika mahusiano yake yote, mwaminifu kwa viumbe wake, na anatamani kuwatendea mema (</w:t>
       </w:r>
-      <w:hyperlink r:id="rId54">
-        <w:r>
-          <w:rPr>
-            <w:lang w:val="sw_KE" w:bidi="sw_KE"/>
-          </w:rPr>
-          <w:rPr>
-            <w:color w:val="0000EE"/>
-            <w:u w:val="single"/>
-          </w:rPr>
-          <w:t>34:5–6</w:t>
-        </w:r>
-      </w:hyperlink>
+      <w:r>
+        <w:rPr>
+          <w:lang w:val="sw_KE" w:bidi="sw_KE"/>
+        </w:rPr>
+        <w:t>34:5–6</w:t>
+      </w:r>
       <w:r>
         <w:rPr>
           <w:lang w:val="sw_KE" w:bidi="sw_KE"/>
@@ -1459,36 +1183,24 @@
         </w:rPr>
         <w:t>Mungu alitumia agano (</w:t>
       </w:r>
-      <w:hyperlink r:id="rId55">
-        <w:r>
-          <w:rPr>
-            <w:lang w:val="sw_KE" w:bidi="sw_KE"/>
-          </w:rPr>
-          <w:rPr>
-            <w:color w:val="0000EE"/>
-            <w:u w:val="single"/>
-          </w:rPr>
-          <w:t>Kut 19–23</w:t>
-        </w:r>
-      </w:hyperlink>
+      <w:r>
+        <w:rPr>
+          <w:lang w:val="sw_KE" w:bidi="sw_KE"/>
+        </w:rPr>
+        <w:t>Kut 19–23</w:t>
+      </w:r>
       <w:r>
         <w:rPr>
           <w:lang w:val="sw_KE" w:bidi="sw_KE"/>
         </w:rPr>
         <w:t xml:space="preserve">) kuwafundisha watu wake yeye ni nani na jinsi uhusiano wao na yeye unavyopaswa kuwa. Agano linatufundisha asili ya kimaadili ya Mungu. Katika ulimwengu wa kale, maadili na dini havikuhusiana sana. Kinyume chake, masharti mengi ya agano la Mungu yanahusiana na jinsi watu wanavyotendeana (tazama </w:t>
       </w:r>
-      <w:hyperlink r:id="rId56">
-        <w:r>
-          <w:rPr>
-            <w:lang w:val="sw_KE" w:bidi="sw_KE"/>
-          </w:rPr>
-          <w:rPr>
-            <w:color w:val="0000EE"/>
-            <w:u w:val="single"/>
-          </w:rPr>
-          <w:t>20:3–17</w:t>
-        </w:r>
-      </w:hyperlink>
+      <w:r>
+        <w:rPr>
+          <w:lang w:val="sw_KE" w:bidi="sw_KE"/>
+        </w:rPr>
+        <w:t>20:3–17</w:t>
+      </w:r>
       <w:r>
         <w:rPr>
           <w:lang w:val="sw_KE" w:bidi="sw_KE"/>
@@ -1509,36 +1221,24 @@
         </w:rPr>
         <w:t>Mungu huwaokoa watu wake na kutuita katika maisha ya utakatifu ili tuwe na uhusiano wa kibinafsi na hai naye. Sura za Maskani ya Mungu (</w:t>
       </w:r>
-      <w:hyperlink r:id="rId16">
-        <w:r>
-          <w:rPr>
-            <w:lang w:val="sw_KE" w:bidi="sw_KE"/>
-          </w:rPr>
-          <w:rPr>
-            <w:color w:val="0000EE"/>
-            <w:u w:val="single"/>
-          </w:rPr>
-          <w:t>25–40</w:t>
-        </w:r>
-      </w:hyperlink>
+      <w:r>
+        <w:rPr>
+          <w:lang w:val="sw_KE" w:bidi="sw_KE"/>
+        </w:rPr>
+        <w:t>25–40</w:t>
+      </w:r>
       <w:r>
         <w:rPr>
           <w:lang w:val="sw_KE" w:bidi="sw_KE"/>
         </w:rPr>
         <w:t>) si nyongeza; ndizo ambazo Kutoka kulihusu. Ndiyo, Mungu angeweka ahadi yake ya kuwapeleka watu katika Nchi ya Ahadi, lakini lengo lake lilikuwa kwao kuishi katika uwepo wake bila kuangamizwa na utakatifu wake, na hivyo ndivyo ilivyotokea (</w:t>
       </w:r>
-      <w:hyperlink r:id="rId57">
-        <w:r>
-          <w:rPr>
-            <w:lang w:val="sw_KE" w:bidi="sw_KE"/>
-          </w:rPr>
-          <w:rPr>
-            <w:color w:val="0000EE"/>
-            <w:u w:val="single"/>
-          </w:rPr>
-          <w:t>40:34–38</w:t>
-        </w:r>
-      </w:hyperlink>
+      <w:r>
+        <w:rPr>
+          <w:lang w:val="sw_KE" w:bidi="sw_KE"/>
+        </w:rPr>
+        <w:t>40:34–38</w:t>
+      </w:r>
       <w:r>
         <w:rPr>
           <w:lang w:val="sw_KE" w:bidi="sw_KE"/>
